--- a/Documentation/MeetingMinutes.docx
+++ b/Documentation/MeetingMinutes.docx
@@ -92,7 +92,15 @@
         </w:numPr>
       </w:pPr>
       <w:r>
-        <w:t>2. Confirmed everyone had access to git repo.</w:t>
+        <w:t xml:space="preserve">2. Confirmed everyone had access to </w:t>
+      </w:r>
+      <w:proofErr w:type="spellStart"/>
+      <w:r>
+        <w:t>git</w:t>
+      </w:r>
+      <w:proofErr w:type="spellEnd"/>
+      <w:r>
+        <w:t xml:space="preserve"> repo.</w:t>
       </w:r>
       <w:r>
         <w:br w:type="page"/>
@@ -318,8 +326,16 @@
         <w:rPr>
           <w:color w:val="000000"/>
         </w:rPr>
-        <w:t>Creating different branches in order to being able to work on separate tasks in the Github</w:t>
-      </w:r>
+        <w:t xml:space="preserve">Creating different branches in order to being able to work on separate tasks in the </w:t>
+      </w:r>
+      <w:proofErr w:type="spellStart"/>
+      <w:r>
+        <w:rPr>
+          <w:color w:val="000000"/>
+        </w:rPr>
+        <w:t>Github</w:t>
+      </w:r>
+      <w:proofErr w:type="spellEnd"/>
     </w:p>
     <w:p>
       <w:pPr>
@@ -332,11 +348,19 @@
           <w:color w:val="000000"/>
         </w:rPr>
       </w:pPr>
-      <w:r>
-        <w:rPr>
-          <w:color w:val="000000"/>
-        </w:rPr>
-        <w:t xml:space="preserve">Github rules: 1. Pull from main branch 2. Create/Enter own branch 3. Work on own Branch 4. Merge into main.  </w:t>
+      <w:proofErr w:type="spellStart"/>
+      <w:r>
+        <w:rPr>
+          <w:color w:val="000000"/>
+        </w:rPr>
+        <w:t>Github</w:t>
+      </w:r>
+      <w:proofErr w:type="spellEnd"/>
+      <w:r>
+        <w:rPr>
+          <w:color w:val="000000"/>
+        </w:rPr>
+        <w:t xml:space="preserve"> rules: 1. Pull from main branch 2. Create/Enter own branch 3. Work on own Branch 4. Merge into main.  </w:t>
       </w:r>
     </w:p>
     <w:p>
@@ -1170,37 +1194,16 @@
         <w:jc w:val="center"/>
       </w:pPr>
       <w:r>
-        <w:t xml:space="preserve">Date/Time: </w:t>
-      </w:r>
-      <w:r>
-        <w:t>3/12</w:t>
-      </w:r>
-      <w:r>
-        <w:t xml:space="preserve">/2026, </w:t>
-      </w:r>
-      <w:r>
-        <w:t>6:45P</w:t>
-      </w:r>
-      <w:r>
-        <w:t xml:space="preserve">M – </w:t>
-      </w:r>
-      <w:r>
-        <w:t>7:30P</w:t>
-      </w:r>
-      <w:r>
-        <w:t>M</w:t>
-      </w:r>
-    </w:p>
-    <w:p>
-      <w:pPr>
-        <w:spacing w:after="140" w:line="276" w:lineRule="auto"/>
-        <w:jc w:val="center"/>
-      </w:pPr>
-      <w:r>
-        <w:t xml:space="preserve">Topic: </w:t>
-      </w:r>
-      <w:r>
-        <w:t>Moving to design phase, where to start?</w:t>
+        <w:t>Date/Time: 3/12/2026, 6:45PM – 7:30PM</w:t>
+      </w:r>
+    </w:p>
+    <w:p>
+      <w:pPr>
+        <w:spacing w:after="140" w:line="276" w:lineRule="auto"/>
+        <w:jc w:val="center"/>
+      </w:pPr>
+      <w:r>
+        <w:t>Topic: Moving to design phase, where to start?</w:t>
       </w:r>
     </w:p>
     <w:p>
@@ -1254,13 +1257,7 @@
         <w:ind w:left="720"/>
       </w:pPr>
       <w:r>
-        <w:t xml:space="preserve">4. </w:t>
-      </w:r>
-      <w:r>
-        <w:t>Take some of the more important classes we have identified</w:t>
-      </w:r>
-      <w:r>
-        <w:t>, and treat them like modules</w:t>
+        <w:t>4. Take some of the more important classes we have identified, and treat them like modules</w:t>
       </w:r>
     </w:p>
     <w:p>
@@ -1346,16 +1343,7 @@
         <w:ind w:left="1080"/>
       </w:pPr>
       <w:r>
-        <w:t xml:space="preserve">Assigned rough draft for class diagram of the </w:t>
-      </w:r>
-      <w:r>
-        <w:t>user</w:t>
-      </w:r>
-      <w:r>
-        <w:t xml:space="preserve"> module:  </w:t>
-      </w:r>
-      <w:r>
-        <w:t>Manny</w:t>
+        <w:t>Assigned rough draft for class diagram of the user module:  Manny</w:t>
       </w:r>
     </w:p>
     <w:p>
@@ -1369,21 +1357,228 @@
         <w:ind w:left="1080"/>
       </w:pPr>
       <w:r>
-        <w:t xml:space="preserve">Assigned rough draft for class diagram of the </w:t>
-      </w:r>
-      <w:r>
-        <w:t>GUI</w:t>
-      </w:r>
-      <w:r>
-        <w:t xml:space="preserve"> module:  </w:t>
-      </w:r>
-      <w:r>
-        <w:t>Paul</w:t>
-      </w:r>
-    </w:p>
-    <w:p>
-      <w:pPr>
-        <w:spacing w:after="140" w:line="276" w:lineRule="auto"/>
+        <w:t>Assigned rough draft for class diagram of the GUI module:  Paul</w:t>
+      </w:r>
+    </w:p>
+    <w:p>
+      <w:r>
+        <w:br w:type="page"/>
+      </w:r>
+    </w:p>
+    <w:p>
+      <w:pPr>
+        <w:pStyle w:val="ListParagraph"/>
+        <w:spacing w:after="140" w:line="276" w:lineRule="auto"/>
+        <w:ind w:left="1080"/>
+      </w:pPr>
+    </w:p>
+    <w:p>
+      <w:pPr>
+        <w:numPr>
+          <w:ilvl w:val="0"/>
+          <w:numId w:val="4"/>
+        </w:numPr>
+        <w:spacing w:after="140" w:line="276" w:lineRule="auto"/>
+        <w:jc w:val="center"/>
+        <w:rPr>
+          <w:b/>
+          <w:bCs/>
+          <w:sz w:val="36"/>
+          <w:szCs w:val="36"/>
+        </w:rPr>
+      </w:pPr>
+      <w:r>
+        <w:rPr>
+          <w:b/>
+          <w:bCs/>
+          <w:sz w:val="36"/>
+          <w:szCs w:val="36"/>
+        </w:rPr>
+        <w:t>Meeting Minutes</w:t>
+      </w:r>
+    </w:p>
+    <w:p>
+      <w:pPr>
+        <w:spacing w:after="140" w:line="276" w:lineRule="auto"/>
+        <w:jc w:val="center"/>
+      </w:pPr>
+      <w:r>
+        <w:t>Group: Manuel G, Paul C, Nick V</w:t>
+      </w:r>
+    </w:p>
+    <w:p>
+      <w:pPr>
+        <w:spacing w:after="140" w:line="276" w:lineRule="auto"/>
+        <w:jc w:val="center"/>
+      </w:pPr>
+      <w:r>
+        <w:t>Date/Time: 3/19/2026, 6:15 PM – 8:20 PM</w:t>
+      </w:r>
+    </w:p>
+    <w:p>
+      <w:pPr>
+        <w:spacing w:after="140" w:line="276" w:lineRule="auto"/>
+        <w:jc w:val="center"/>
+      </w:pPr>
+      <w:r>
+        <w:t>Topic: Design Phase (UML Class Diagram Expansion)</w:t>
+      </w:r>
+    </w:p>
+    <w:p>
+      <w:pPr>
+        <w:numPr>
+          <w:ilvl w:val="1"/>
+          <w:numId w:val="4"/>
+        </w:numPr>
+        <w:spacing w:after="140" w:line="276" w:lineRule="auto"/>
+        <w:jc w:val="center"/>
+        <w:rPr>
+          <w:b/>
+          <w:bCs/>
+          <w:u w:val="single"/>
+        </w:rPr>
+      </w:pPr>
+    </w:p>
+    <w:p>
+      <w:pPr>
+        <w:numPr>
+          <w:ilvl w:val="1"/>
+          <w:numId w:val="4"/>
+        </w:numPr>
+        <w:spacing w:after="140" w:line="276" w:lineRule="auto"/>
+        <w:rPr>
+          <w:b/>
+          <w:bCs/>
+          <w:u w:val="single"/>
+        </w:rPr>
+      </w:pPr>
+      <w:r>
+        <w:rPr>
+          <w:b/>
+          <w:bCs/>
+          <w:u w:val="single"/>
+        </w:rPr>
+        <w:t>Discussion</w:t>
+      </w:r>
+    </w:p>
+    <w:p>
+      <w:pPr>
+        <w:spacing w:after="140" w:line="276" w:lineRule="auto"/>
+        <w:ind w:left="720"/>
+      </w:pPr>
+      <w:r>
+        <w:t>Touched base on outlines for classes we were each assigned, discussed improvements and goals</w:t>
+      </w:r>
+      <w:r>
+        <w:t xml:space="preserve"> </w:t>
+      </w:r>
+      <w:r>
+        <w:t>for bringing them into the design document. Discussion about approach to design, informing design from loose coding structure, and clarification on dynamics for the game play (real casino rules/simulated blackjack) as well as user credentials and storage.</w:t>
+      </w:r>
+    </w:p>
+    <w:p>
+      <w:pPr>
+        <w:spacing w:after="140" w:line="276" w:lineRule="auto"/>
+        <w:jc w:val="center"/>
+      </w:pPr>
+    </w:p>
+    <w:p>
+      <w:pPr>
+        <w:spacing w:after="140" w:line="276" w:lineRule="auto"/>
+      </w:pPr>
+      <w:r>
+        <w:t>Action Items:</w:t>
+      </w:r>
+    </w:p>
+    <w:p>
+      <w:pPr>
+        <w:spacing w:after="140" w:line="276" w:lineRule="auto"/>
+        <w:ind w:firstLine="720"/>
+      </w:pPr>
+      <w:r>
+        <w:t>Continue working on UML class diagrams – all</w:t>
+      </w:r>
+    </w:p>
+    <w:p>
+      <w:pPr>
+        <w:spacing w:after="140" w:line="276" w:lineRule="auto"/>
+        <w:ind w:firstLine="720"/>
+      </w:pPr>
+      <w:r>
+        <w:t>Consider plans for translating diagrams and insights to Design Document – all</w:t>
+      </w:r>
+    </w:p>
+    <w:p>
+      <w:pPr>
+        <w:spacing w:after="140" w:line="276" w:lineRule="auto"/>
+        <w:ind w:firstLine="720"/>
+      </w:pPr>
+      <w:r>
+        <w:t>Reconvene next week/after midterm to discuss approach for design phase workload</w:t>
+      </w:r>
+    </w:p>
+    <w:p>
+      <w:r>
+        <w:br w:type="page"/>
+      </w:r>
+    </w:p>
+    <w:p>
+      <w:pPr>
+        <w:numPr>
+          <w:ilvl w:val="0"/>
+          <w:numId w:val="4"/>
+        </w:numPr>
+        <w:spacing w:after="140" w:line="276" w:lineRule="auto"/>
+        <w:jc w:val="center"/>
+        <w:rPr>
+          <w:b/>
+          <w:bCs/>
+          <w:sz w:val="36"/>
+          <w:szCs w:val="36"/>
+        </w:rPr>
+      </w:pPr>
+      <w:r>
+        <w:rPr>
+          <w:b/>
+          <w:bCs/>
+          <w:sz w:val="36"/>
+          <w:szCs w:val="36"/>
+        </w:rPr>
+        <w:lastRenderedPageBreak/>
+        <w:t>Meeting Minutes</w:t>
+      </w:r>
+    </w:p>
+    <w:p>
+      <w:pPr>
+        <w:spacing w:after="140" w:line="276" w:lineRule="auto"/>
+        <w:jc w:val="center"/>
+      </w:pPr>
+      <w:r>
+        <w:t>Group: Manuel G, Paul C, Nick V</w:t>
+      </w:r>
+    </w:p>
+    <w:p>
+      <w:pPr>
+        <w:spacing w:after="140" w:line="276" w:lineRule="auto"/>
+        <w:jc w:val="center"/>
+      </w:pPr>
+      <w:r>
+        <w:t>Date/Time: /2026, 6:15 PM – 8:20 PM</w:t>
+      </w:r>
+    </w:p>
+    <w:p>
+      <w:pPr>
+        <w:spacing w:after="140" w:line="276" w:lineRule="auto"/>
+        <w:jc w:val="center"/>
+      </w:pPr>
+      <w:r>
+        <w:t xml:space="preserve">Topic: </w:t>
+      </w:r>
+    </w:p>
+    <w:p>
+      <w:pPr>
+        <w:spacing w:after="140" w:line="276" w:lineRule="auto"/>
+        <w:jc w:val="center"/>
       </w:pPr>
     </w:p>
     <w:sectPr>
@@ -1748,6 +1943,119 @@
       </w:pPr>
     </w:lvl>
   </w:abstractNum>
+  <w:abstractNum w:abstractNumId="3" w15:restartNumberingAfterBreak="0">
+    <w:nsid w:val="5A79195C"/>
+    <w:multiLevelType w:val="multilevel"/>
+    <w:tmpl w:val="58AA0E0E"/>
+    <w:lvl w:ilvl="0">
+      <w:start w:val="1"/>
+      <w:numFmt w:val="decimal"/>
+      <w:lvlText w:val=""/>
+      <w:lvlJc w:val="left"/>
+      <w:pPr>
+        <w:tabs>
+          <w:tab w:val="num" w:pos="0"/>
+        </w:tabs>
+        <w:ind w:left="0" w:firstLine="0"/>
+      </w:pPr>
+    </w:lvl>
+    <w:lvl w:ilvl="1">
+      <w:start w:val="1"/>
+      <w:numFmt w:val="decimal"/>
+      <w:lvlText w:val=""/>
+      <w:lvlJc w:val="left"/>
+      <w:pPr>
+        <w:tabs>
+          <w:tab w:val="num" w:pos="0"/>
+        </w:tabs>
+        <w:ind w:left="0" w:firstLine="0"/>
+      </w:pPr>
+    </w:lvl>
+    <w:lvl w:ilvl="2">
+      <w:start w:val="1"/>
+      <w:numFmt w:val="decimal"/>
+      <w:lvlText w:val=""/>
+      <w:lvlJc w:val="left"/>
+      <w:pPr>
+        <w:tabs>
+          <w:tab w:val="num" w:pos="0"/>
+        </w:tabs>
+        <w:ind w:left="0" w:firstLine="0"/>
+      </w:pPr>
+    </w:lvl>
+    <w:lvl w:ilvl="3">
+      <w:start w:val="1"/>
+      <w:numFmt w:val="decimal"/>
+      <w:lvlText w:val=""/>
+      <w:lvlJc w:val="left"/>
+      <w:pPr>
+        <w:tabs>
+          <w:tab w:val="num" w:pos="0"/>
+        </w:tabs>
+        <w:ind w:left="0" w:firstLine="0"/>
+      </w:pPr>
+    </w:lvl>
+    <w:lvl w:ilvl="4">
+      <w:start w:val="1"/>
+      <w:numFmt w:val="decimal"/>
+      <w:lvlText w:val=""/>
+      <w:lvlJc w:val="left"/>
+      <w:pPr>
+        <w:tabs>
+          <w:tab w:val="num" w:pos="0"/>
+        </w:tabs>
+        <w:ind w:left="0" w:firstLine="0"/>
+      </w:pPr>
+    </w:lvl>
+    <w:lvl w:ilvl="5">
+      <w:start w:val="1"/>
+      <w:numFmt w:val="decimal"/>
+      <w:lvlText w:val=""/>
+      <w:lvlJc w:val="left"/>
+      <w:pPr>
+        <w:tabs>
+          <w:tab w:val="num" w:pos="0"/>
+        </w:tabs>
+        <w:ind w:left="0" w:firstLine="0"/>
+      </w:pPr>
+    </w:lvl>
+    <w:lvl w:ilvl="6">
+      <w:start w:val="1"/>
+      <w:numFmt w:val="decimal"/>
+      <w:lvlText w:val=""/>
+      <w:lvlJc w:val="left"/>
+      <w:pPr>
+        <w:tabs>
+          <w:tab w:val="num" w:pos="0"/>
+        </w:tabs>
+        <w:ind w:left="0" w:firstLine="0"/>
+      </w:pPr>
+    </w:lvl>
+    <w:lvl w:ilvl="7">
+      <w:start w:val="1"/>
+      <w:numFmt w:val="decimal"/>
+      <w:lvlText w:val=""/>
+      <w:lvlJc w:val="left"/>
+      <w:pPr>
+        <w:tabs>
+          <w:tab w:val="num" w:pos="0"/>
+        </w:tabs>
+        <w:ind w:left="0" w:firstLine="0"/>
+      </w:pPr>
+    </w:lvl>
+    <w:lvl w:ilvl="8">
+      <w:start w:val="1"/>
+      <w:numFmt w:val="decimal"/>
+      <w:lvlText w:val=""/>
+      <w:lvlJc w:val="left"/>
+      <w:pPr>
+        <w:tabs>
+          <w:tab w:val="num" w:pos="0"/>
+        </w:tabs>
+        <w:ind w:left="0" w:firstLine="0"/>
+      </w:pPr>
+    </w:lvl>
+  </w:abstractNum>
   <w:num w:numId="1" w16cid:durableId="1408773028">
     <w:abstractNumId w:val="2"/>
   </w:num>
@@ -1756,6 +2064,36 @@
   </w:num>
   <w:num w:numId="3" w16cid:durableId="1258367406">
     <w:abstractNumId w:val="1"/>
+  </w:num>
+  <w:num w:numId="4" w16cid:durableId="290789208">
+    <w:abstractNumId w:val="3"/>
+    <w:lvlOverride w:ilvl="0">
+      <w:startOverride w:val="1"/>
+    </w:lvlOverride>
+    <w:lvlOverride w:ilvl="1">
+      <w:startOverride w:val="1"/>
+    </w:lvlOverride>
+    <w:lvlOverride w:ilvl="2">
+      <w:startOverride w:val="1"/>
+    </w:lvlOverride>
+    <w:lvlOverride w:ilvl="3">
+      <w:startOverride w:val="1"/>
+    </w:lvlOverride>
+    <w:lvlOverride w:ilvl="4">
+      <w:startOverride w:val="1"/>
+    </w:lvlOverride>
+    <w:lvlOverride w:ilvl="5">
+      <w:startOverride w:val="1"/>
+    </w:lvlOverride>
+    <w:lvlOverride w:ilvl="6">
+      <w:startOverride w:val="1"/>
+    </w:lvlOverride>
+    <w:lvlOverride w:ilvl="7">
+      <w:startOverride w:val="1"/>
+    </w:lvlOverride>
+    <w:lvlOverride w:ilvl="8">
+      <w:startOverride w:val="1"/>
+    </w:lvlOverride>
   </w:num>
 </w:numbering>
 </file>
@@ -2283,7 +2621,6 @@
   <w:style w:type="character" w:default="1" w:styleId="DefaultParagraphFont">
     <w:name w:val="Default Paragraph Font"/>
     <w:uiPriority w:val="1"/>
-    <w:semiHidden/>
     <w:unhideWhenUsed/>
   </w:style>
   <w:style w:type="table" w:default="1" w:styleId="TableNormal">

--- a/Documentation/MeetingMinutes.docx
+++ b/Documentation/MeetingMinutes.docx
@@ -2314,11 +2314,9 @@
       <w:r>
         <w:t xml:space="preserve">One giant list of </w:t>
       </w:r>
-      <w:proofErr w:type="spellStart"/>
-      <w:r>
-        <w:t>enums</w:t>
-      </w:r>
-      <w:proofErr w:type="spellEnd"/>
+      <w:r>
+        <w:t>Enums</w:t>
+      </w:r>
       <w:r>
         <w:t xml:space="preserve"> for type</w:t>
       </w:r>
@@ -2333,11 +2331,9 @@
       <w:r>
         <w:t xml:space="preserve">Or small type, and multiple subtype </w:t>
       </w:r>
-      <w:proofErr w:type="spellStart"/>
-      <w:r>
-        <w:t>enums</w:t>
-      </w:r>
-      <w:proofErr w:type="spellEnd"/>
+      <w:r>
+        <w:t>Enums</w:t>
+      </w:r>
     </w:p>
     <w:p>
       <w:pPr>
@@ -2376,13 +2372,9 @@
       <w:r>
         <w:t xml:space="preserve">match definitions to SDD (remove </w:t>
       </w:r>
-      <w:proofErr w:type="spellStart"/>
-      <w:proofErr w:type="gramStart"/>
-      <w:r>
-        <w:t>creditcard</w:t>
-      </w:r>
-      <w:proofErr w:type="spellEnd"/>
-      <w:proofErr w:type="gramEnd"/>
+      <w:r>
+        <w:t>credit card</w:t>
+      </w:r>
       <w:r>
         <w:t>)</w:t>
       </w:r>
@@ -2427,11 +2419,9 @@
       <w:r>
         <w:t xml:space="preserve"> multithreading within each client thread to handle multiple inbound outbound messages </w:t>
       </w:r>
-      <w:proofErr w:type="spellStart"/>
-      <w:r>
-        <w:t>simutatneously</w:t>
-      </w:r>
-      <w:proofErr w:type="spellEnd"/>
+      <w:r>
+        <w:t>simultaneously</w:t>
+      </w:r>
     </w:p>
     <w:p>
       <w:pPr>

--- a/Documentation/MeetingMinutes.docx
+++ b/Documentation/MeetingMinutes.docx
@@ -326,21 +326,7 @@
         <w:rPr>
           <w:color w:val="000000"/>
         </w:rPr>
-        <w:t xml:space="preserve">Creating different branches </w:t>
-      </w:r>
-      <w:proofErr w:type="gramStart"/>
-      <w:r>
-        <w:rPr>
-          <w:color w:val="000000"/>
-        </w:rPr>
-        <w:t>in order to</w:t>
-      </w:r>
-      <w:proofErr w:type="gramEnd"/>
-      <w:r>
-        <w:rPr>
-          <w:color w:val="000000"/>
-        </w:rPr>
-        <w:t xml:space="preserve"> being able to work on separate tasks in the </w:t>
+        <w:t xml:space="preserve">Creating different branches in order to being able to work on separate tasks in the </w:t>
       </w:r>
       <w:proofErr w:type="spellStart"/>
       <w:r>
@@ -590,35 +576,7 @@
         <w:rPr>
           <w:rFonts w:ascii="Liberation Sans" w:eastAsia="Liberation Sans" w:hAnsi="Liberation Sans" w:cs="Liberation Sans"/>
         </w:rPr>
-        <w:t xml:space="preserve">Clarified module division, use cases, and clarification of game rule set. </w:t>
-      </w:r>
-      <w:proofErr w:type="gramStart"/>
-      <w:r>
-        <w:rPr>
-          <w:rFonts w:ascii="Liberation Sans" w:eastAsia="Liberation Sans" w:hAnsi="Liberation Sans" w:cs="Liberation Sans"/>
-        </w:rPr>
-        <w:t>Reiterated</w:t>
-      </w:r>
-      <w:proofErr w:type="gramEnd"/>
-      <w:r>
-        <w:rPr>
-          <w:rFonts w:ascii="Liberation Sans" w:eastAsia="Liberation Sans" w:hAnsi="Liberation Sans" w:cs="Liberation Sans"/>
-        </w:rPr>
-        <w:t xml:space="preserve"> priorities and flow for action items, delegating team member tasks, and </w:t>
-      </w:r>
-      <w:proofErr w:type="gramStart"/>
-      <w:r>
-        <w:rPr>
-          <w:rFonts w:ascii="Liberation Sans" w:eastAsia="Liberation Sans" w:hAnsi="Liberation Sans" w:cs="Liberation Sans"/>
-        </w:rPr>
-        <w:t>held</w:t>
-      </w:r>
-      <w:proofErr w:type="gramEnd"/>
-      <w:r>
-        <w:rPr>
-          <w:rFonts w:ascii="Liberation Sans" w:eastAsia="Liberation Sans" w:hAnsi="Liberation Sans" w:cs="Liberation Sans"/>
-        </w:rPr>
-        <w:t xml:space="preserve"> high priority action items for full group input. </w:t>
+        <w:t xml:space="preserve">Clarified module division, use cases, and clarification of game rule set. Reiterated priorities and flow for action items, delegating team member tasks, and held high priority action items for full group input. </w:t>
       </w:r>
     </w:p>
     <w:p>
@@ -782,15 +740,7 @@
         <w:spacing w:after="140" w:line="276" w:lineRule="auto"/>
       </w:pPr>
       <w:r>
-        <w:t xml:space="preserve">Discussed need for multithreading. Probably needed in table, game, and networking modules. Will need to </w:t>
-      </w:r>
-      <w:proofErr w:type="gramStart"/>
-      <w:r>
-        <w:t>look into</w:t>
-      </w:r>
-      <w:proofErr w:type="gramEnd"/>
-      <w:r>
-        <w:t xml:space="preserve"> synchronization to prevent against certain race conditions.</w:t>
+        <w:t>Discussed need for multithreading. Probably needed in table, game, and networking modules. Will need to look into synchronization to prevent against certain race conditions.</w:t>
       </w:r>
     </w:p>
     <w:p>
@@ -883,13 +833,8 @@
         </w:numPr>
         <w:spacing w:after="140" w:line="276" w:lineRule="auto"/>
       </w:pPr>
-      <w:proofErr w:type="gramStart"/>
-      <w:r>
-        <w:t>Populate</w:t>
-      </w:r>
-      <w:proofErr w:type="gramEnd"/>
-      <w:r>
-        <w:t xml:space="preserve"> Gantt (Wednesday)</w:t>
+      <w:r>
+        <w:t>Populate Gantt (Wednesday)</w:t>
       </w:r>
     </w:p>
     <w:p>
@@ -1378,13 +1323,8 @@
         <w:ind w:left="1080"/>
       </w:pPr>
       <w:r>
-        <w:t>Assigned rough draft for class diagram of the game module</w:t>
-      </w:r>
-      <w:proofErr w:type="gramStart"/>
-      <w:r>
-        <w:t>:  Nick</w:t>
-      </w:r>
-      <w:proofErr w:type="gramEnd"/>
+        <w:t>Assigned rough draft for class diagram of the game module:  Nick</w:t>
+      </w:r>
     </w:p>
     <w:p>
       <w:pPr>
@@ -1397,13 +1337,8 @@
         <w:ind w:left="1080"/>
       </w:pPr>
       <w:r>
-        <w:t>Assigned rough draft for class diagram of the user module</w:t>
-      </w:r>
-      <w:proofErr w:type="gramStart"/>
-      <w:r>
-        <w:t>:  Manny</w:t>
-      </w:r>
-      <w:proofErr w:type="gramEnd"/>
+        <w:t>Assigned rough draft for class diagram of the user module:  Manny</w:t>
+      </w:r>
     </w:p>
     <w:p>
       <w:pPr>
@@ -1416,13 +1351,8 @@
         <w:ind w:left="1080"/>
       </w:pPr>
       <w:r>
-        <w:t>Assigned rough draft for class diagram of the GUI module</w:t>
-      </w:r>
-      <w:proofErr w:type="gramStart"/>
-      <w:r>
-        <w:t>:  Paul</w:t>
-      </w:r>
-      <w:proofErr w:type="gramEnd"/>
+        <w:t>Assigned rough draft for class diagram of the GUI module:  Paul</w:t>
+      </w:r>
     </w:p>
     <w:p>
       <w:r>
@@ -1531,15 +1461,7 @@
         <w:ind w:left="720"/>
       </w:pPr>
       <w:r>
-        <w:t xml:space="preserve">Touched </w:t>
-      </w:r>
-      <w:proofErr w:type="gramStart"/>
-      <w:r>
-        <w:t>base</w:t>
-      </w:r>
-      <w:proofErr w:type="gramEnd"/>
-      <w:r>
-        <w:t xml:space="preserve"> on outlines for classes we were each assigned, discussed improvements and goals for bringing them into the design document. Discussion about approach to design, informing design from loose coding structure, and clarification on dynamics for the game play (real casino rules/simulated blackjack) as well as user credentials and storage.</w:t>
+        <w:t>Touched base on outlines for classes we were each assigned, discussed improvements and goals for bringing them into the design document. Discussion about approach to design, informing design from loose coding structure, and clarification on dynamics for the game play (real casino rules/simulated blackjack) as well as user credentials and storage.</w:t>
       </w:r>
     </w:p>
     <w:p>
@@ -1679,23 +1601,7 @@
         </w:numPr>
       </w:pPr>
       <w:r>
-        <w:t xml:space="preserve">Reviewed and updated interactions from User in game, </w:t>
-      </w:r>
-      <w:proofErr w:type="gramStart"/>
-      <w:r>
-        <w:t>pre game</w:t>
-      </w:r>
-      <w:proofErr w:type="gramEnd"/>
-      <w:r>
-        <w:t xml:space="preserve">, and Dealer </w:t>
-      </w:r>
-      <w:proofErr w:type="gramStart"/>
-      <w:r>
-        <w:t>pre game</w:t>
-      </w:r>
-      <w:proofErr w:type="gramEnd"/>
-      <w:r>
-        <w:t xml:space="preserve"> sequence diagrams</w:t>
+        <w:t>Reviewed and updated interactions from User in game, pre game, and Dealer pre game sequence diagrams</w:t>
       </w:r>
     </w:p>
     <w:p>
@@ -1898,15 +1804,7 @@
         </w:numPr>
       </w:pPr>
       <w:r>
-        <w:t>Adding diagrams to SDD (</w:t>
-      </w:r>
-      <w:proofErr w:type="gramStart"/>
-      <w:r>
-        <w:t>M,P</w:t>
-      </w:r>
-      <w:proofErr w:type="gramEnd"/>
-      <w:r>
-        <w:t>,N)</w:t>
+        <w:t>Adding diagrams to SDD (M,P,N)</w:t>
       </w:r>
     </w:p>
     <w:p>
@@ -2236,43 +2134,303 @@
         <w:jc w:val="center"/>
       </w:pPr>
       <w:r>
-        <w:t>Date/Time: 04/0</w:t>
-      </w:r>
-      <w:r>
-        <w:t>23</w:t>
+        <w:t>Date/Time: 04/023/2026, 6:00 PM – 7:30 PM</w:t>
+      </w:r>
+    </w:p>
+    <w:p>
+      <w:pPr>
+        <w:spacing w:after="140" w:line="276" w:lineRule="auto"/>
+        <w:jc w:val="center"/>
+      </w:pPr>
+      <w:r>
+        <w:t>Topic: Working session</w:t>
+      </w:r>
+    </w:p>
+    <w:p>
+      <w:pPr>
+        <w:pStyle w:val="Heading3"/>
+      </w:pPr>
+      <w:r>
+        <w:t xml:space="preserve">Discussion: </w:t>
+      </w:r>
+    </w:p>
+    <w:p/>
+    <w:p>
+      <w:pPr>
+        <w:numPr>
+          <w:ilvl w:val="0"/>
+          <w:numId w:val="4"/>
+        </w:numPr>
+      </w:pPr>
+      <w:r>
+        <w:t>How to use the messaging class</w:t>
+      </w:r>
+    </w:p>
+    <w:p>
+      <w:pPr>
+        <w:numPr>
+          <w:ilvl w:val="2"/>
+          <w:numId w:val="4"/>
+        </w:numPr>
+      </w:pPr>
+      <w:r>
+        <w:t xml:space="preserve">One giant list of </w:t>
+      </w:r>
+      <w:r>
+        <w:t>Enums</w:t>
+      </w:r>
+      <w:r>
+        <w:t xml:space="preserve"> for type</w:t>
+      </w:r>
+    </w:p>
+    <w:p>
+      <w:pPr>
+        <w:numPr>
+          <w:ilvl w:val="2"/>
+          <w:numId w:val="4"/>
+        </w:numPr>
+      </w:pPr>
+      <w:r>
+        <w:t xml:space="preserve">Or small type, and multiple subtype </w:t>
+      </w:r>
+      <w:r>
+        <w:t>Enums</w:t>
+      </w:r>
+    </w:p>
+    <w:p>
+      <w:pPr>
+        <w:numPr>
+          <w:ilvl w:val="0"/>
+          <w:numId w:val="4"/>
+        </w:numPr>
+      </w:pPr>
+      <w:r>
+        <w:t>Get login Gui working for client.</w:t>
+      </w:r>
+    </w:p>
+    <w:p>
+      <w:pPr>
+        <w:numPr>
+          <w:ilvl w:val="0"/>
+          <w:numId w:val="4"/>
+        </w:numPr>
+      </w:pPr>
+      <w:r>
+        <w:t>Update Diagrams in SRS,</w:t>
+      </w:r>
+    </w:p>
+    <w:p>
+      <w:pPr>
+        <w:numPr>
+          <w:ilvl w:val="1"/>
+          <w:numId w:val="4"/>
+        </w:numPr>
+      </w:pPr>
+      <w:r>
+        <w:t xml:space="preserve">match definitions to SDD (remove </w:t>
+      </w:r>
+      <w:r>
+        <w:t>credit card</w:t>
+      </w:r>
+      <w:r>
+        <w:t>)</w:t>
+      </w:r>
+    </w:p>
+    <w:p>
+      <w:pPr>
+        <w:numPr>
+          <w:ilvl w:val="0"/>
+          <w:numId w:val="4"/>
+        </w:numPr>
+      </w:pPr>
+      <w:r>
+        <w:t>Determine approach to handle messages within server class</w:t>
+      </w:r>
+    </w:p>
+    <w:p>
+      <w:pPr>
+        <w:numPr>
+          <w:ilvl w:val="1"/>
+          <w:numId w:val="4"/>
+        </w:numPr>
+      </w:pPr>
+      <w:r>
+        <w:t>How do we order messages from multiple clients and respond</w:t>
+      </w:r>
+    </w:p>
+    <w:p>
+      <w:pPr>
+        <w:numPr>
+          <w:ilvl w:val="1"/>
+          <w:numId w:val="4"/>
+        </w:numPr>
+      </w:pPr>
+      <w:r>
+        <w:t xml:space="preserve">Clients are already multi-threaded, but do we need to ad multithreading within each client thread to handle multiple inbound outbound messages </w:t>
+      </w:r>
+      <w:r>
+        <w:t>simultaneously</w:t>
+      </w:r>
+    </w:p>
+    <w:p>
+      <w:pPr>
+        <w:pStyle w:val="Heading3"/>
+      </w:pPr>
+    </w:p>
+    <w:p>
+      <w:pPr>
+        <w:pStyle w:val="Heading3"/>
+      </w:pPr>
+      <w:r>
+        <w:t xml:space="preserve">Action Items: </w:t>
+      </w:r>
+    </w:p>
+    <w:p/>
+    <w:p>
+      <w:pPr>
+        <w:numPr>
+          <w:ilvl w:val="0"/>
+          <w:numId w:val="4"/>
+        </w:numPr>
+      </w:pPr>
+      <w:r>
+        <w:t xml:space="preserve">Enums for </w:t>
+      </w:r>
+      <w:proofErr w:type="spellStart"/>
+      <w:r>
+        <w:t>messageClass</w:t>
+      </w:r>
+      <w:proofErr w:type="spellEnd"/>
+      <w:r>
+        <w:t xml:space="preserve"> (Paul)</w:t>
+      </w:r>
+    </w:p>
+    <w:p>
+      <w:pPr>
+        <w:numPr>
+          <w:ilvl w:val="0"/>
+          <w:numId w:val="4"/>
+        </w:numPr>
+      </w:pPr>
+      <w:r>
+        <w:t>GitHub settings (Paul)</w:t>
+      </w:r>
+    </w:p>
+    <w:p>
+      <w:pPr>
+        <w:numPr>
+          <w:ilvl w:val="0"/>
+          <w:numId w:val="4"/>
+        </w:numPr>
+      </w:pPr>
+      <w:r>
+        <w:t>Login Gui (Nick)</w:t>
+      </w:r>
+    </w:p>
+    <w:p>
+      <w:pPr>
+        <w:numPr>
+          <w:ilvl w:val="0"/>
+          <w:numId w:val="4"/>
+        </w:numPr>
+      </w:pPr>
+      <w:r>
+        <w:t>Update documentation (Manny)</w:t>
+      </w:r>
+    </w:p>
+    <w:p>
+      <w:pPr>
+        <w:numPr>
+          <w:ilvl w:val="0"/>
+          <w:numId w:val="4"/>
+        </w:numPr>
+      </w:pPr>
+      <w:r>
+        <w:t>Server (Manny)</w:t>
+      </w:r>
+    </w:p>
+    <w:p>
+      <w:pPr>
+        <w:numPr>
+          <w:ilvl w:val="0"/>
+          <w:numId w:val="4"/>
+        </w:numPr>
+      </w:pPr>
+      <w:r>
+        <w:t>Client (Nick)</w:t>
+      </w:r>
+    </w:p>
+    <w:p>
+      <w:r>
+        <w:br w:type="page"/>
+      </w:r>
+    </w:p>
+    <w:p>
+      <w:pPr>
+        <w:numPr>
+          <w:ilvl w:val="0"/>
+          <w:numId w:val="3"/>
+        </w:numPr>
+        <w:spacing w:after="140" w:line="276" w:lineRule="auto"/>
+        <w:jc w:val="center"/>
+        <w:rPr>
+          <w:b/>
+          <w:bCs/>
+          <w:sz w:val="36"/>
+          <w:szCs w:val="36"/>
+        </w:rPr>
+      </w:pPr>
+      <w:r>
+        <w:rPr>
+          <w:b/>
+          <w:bCs/>
+          <w:sz w:val="36"/>
+          <w:szCs w:val="36"/>
+        </w:rPr>
+        <w:lastRenderedPageBreak/>
+        <w:t>Meeting Minutes</w:t>
+      </w:r>
+    </w:p>
+    <w:p>
+      <w:pPr>
+        <w:spacing w:after="140" w:line="276" w:lineRule="auto"/>
+        <w:jc w:val="center"/>
+      </w:pPr>
+      <w:r>
+        <w:t>Group: Manuel G, Paul C, Nick V</w:t>
+      </w:r>
+    </w:p>
+    <w:p>
+      <w:pPr>
+        <w:spacing w:after="140" w:line="276" w:lineRule="auto"/>
+        <w:jc w:val="center"/>
+      </w:pPr>
+      <w:r>
+        <w:t>Date/Time: 04/02</w:t>
+      </w:r>
+      <w:r>
+        <w:t>7</w:t>
       </w:r>
       <w:r>
         <w:t xml:space="preserve">/2026, </w:t>
       </w:r>
       <w:r>
-        <w:t>6</w:t>
-      </w:r>
-      <w:r>
-        <w:t>:</w:t>
-      </w:r>
-      <w:r>
-        <w:t>00</w:t>
+        <w:t>11:00</w:t>
       </w:r>
       <w:r>
         <w:t xml:space="preserve"> </w:t>
       </w:r>
       <w:r>
-        <w:t>P</w:t>
+        <w:t>A</w:t>
       </w:r>
       <w:r>
         <w:t xml:space="preserve">M – </w:t>
       </w:r>
       <w:r>
-        <w:t>7</w:t>
-      </w:r>
-      <w:r>
-        <w:t>:</w:t>
-      </w:r>
-      <w:r>
-        <w:t>3</w:t>
-      </w:r>
-      <w:r>
-        <w:t>0 PM</w:t>
+        <w:t>12:30</w:t>
+      </w:r>
+      <w:r>
+        <w:t xml:space="preserve"> PM</w:t>
       </w:r>
     </w:p>
     <w:p>
@@ -2296,84 +2454,92 @@
     <w:p>
       <w:pPr>
         <w:numPr>
-          <w:ilvl w:val="0"/>
-          <w:numId w:val="4"/>
-        </w:numPr>
-      </w:pPr>
-      <w:r>
-        <w:t>How to use the messaging class</w:t>
-      </w:r>
-    </w:p>
-    <w:p>
-      <w:pPr>
-        <w:numPr>
-          <w:ilvl w:val="2"/>
-          <w:numId w:val="4"/>
-        </w:numPr>
-      </w:pPr>
-      <w:r>
-        <w:t xml:space="preserve">One giant list of </w:t>
-      </w:r>
-      <w:r>
-        <w:t>Enums</w:t>
-      </w:r>
-      <w:r>
-        <w:t xml:space="preserve"> for type</w:t>
-      </w:r>
-    </w:p>
-    <w:p>
-      <w:pPr>
-        <w:numPr>
-          <w:ilvl w:val="2"/>
-          <w:numId w:val="4"/>
-        </w:numPr>
-      </w:pPr>
-      <w:r>
-        <w:t xml:space="preserve">Or small type, and multiple subtype </w:t>
-      </w:r>
-      <w:r>
-        <w:t>Enums</w:t>
-      </w:r>
-    </w:p>
-    <w:p>
-      <w:pPr>
-        <w:numPr>
-          <w:ilvl w:val="0"/>
-          <w:numId w:val="4"/>
-        </w:numPr>
-      </w:pPr>
-      <w:proofErr w:type="gramStart"/>
-      <w:r>
-        <w:t>Get login</w:t>
-      </w:r>
-      <w:proofErr w:type="gramEnd"/>
-      <w:r>
-        <w:t xml:space="preserve"> Gui working for client.</w:t>
-      </w:r>
-    </w:p>
-    <w:p>
-      <w:pPr>
-        <w:numPr>
-          <w:ilvl w:val="0"/>
-          <w:numId w:val="4"/>
-        </w:numPr>
-      </w:pPr>
-      <w:r>
-        <w:t>Update Diagrams in SRS,</w:t>
-      </w:r>
-    </w:p>
-    <w:p>
-      <w:pPr>
-        <w:numPr>
           <w:ilvl w:val="1"/>
           <w:numId w:val="4"/>
         </w:numPr>
       </w:pPr>
       <w:r>
-        <w:t xml:space="preserve">match definitions to SDD (remove </w:t>
-      </w:r>
-      <w:r>
-        <w:t>credit card</w:t>
+        <w:t>Reviewing</w:t>
+      </w:r>
+      <w:r>
+        <w:t xml:space="preserve"> message class</w:t>
+      </w:r>
+    </w:p>
+    <w:p>
+      <w:pPr>
+        <w:numPr>
+          <w:ilvl w:val="1"/>
+          <w:numId w:val="4"/>
+        </w:numPr>
+      </w:pPr>
+      <w:r>
+        <w:t>Using maps over Lists</w:t>
+      </w:r>
+    </w:p>
+    <w:p>
+      <w:pPr>
+        <w:numPr>
+          <w:ilvl w:val="1"/>
+          <w:numId w:val="4"/>
+        </w:numPr>
+      </w:pPr>
+      <w:r>
+        <w:t>Reviewing GUI implementation</w:t>
+      </w:r>
+    </w:p>
+    <w:p>
+      <w:pPr>
+        <w:numPr>
+          <w:ilvl w:val="1"/>
+          <w:numId w:val="4"/>
+        </w:numPr>
+      </w:pPr>
+      <w:r>
+        <w:t>Starting to work on Game Classes</w:t>
+      </w:r>
+    </w:p>
+    <w:p>
+      <w:pPr>
+        <w:pStyle w:val="Heading3"/>
+      </w:pPr>
+    </w:p>
+    <w:p>
+      <w:pPr>
+        <w:pStyle w:val="Heading3"/>
+      </w:pPr>
+      <w:r>
+        <w:t xml:space="preserve">Action Items: </w:t>
+      </w:r>
+    </w:p>
+    <w:p/>
+    <w:p>
+      <w:pPr>
+        <w:numPr>
+          <w:ilvl w:val="0"/>
+          <w:numId w:val="4"/>
+        </w:numPr>
+      </w:pPr>
+      <w:r>
+        <w:t xml:space="preserve">Enums for </w:t>
+      </w:r>
+      <w:proofErr w:type="spellStart"/>
+      <w:r>
+        <w:t>messageClass</w:t>
+      </w:r>
+      <w:proofErr w:type="spellEnd"/>
+      <w:r>
+        <w:t xml:space="preserve"> (Paul)</w:t>
+      </w:r>
+    </w:p>
+    <w:p>
+      <w:pPr>
+        <w:numPr>
+          <w:ilvl w:val="0"/>
+          <w:numId w:val="4"/>
+        </w:numPr>
+      </w:pPr>
+      <w:r>
+        <w:t>GitHub settings (Paul</w:t>
       </w:r>
       <w:r>
         <w:t>)</w:t>
@@ -2387,9 +2553,101 @@
         </w:numPr>
       </w:pPr>
       <w:r>
-        <w:t>Determine approach to handle messages within server class</w:t>
-      </w:r>
-    </w:p>
+        <w:t>Gui (Nick)</w:t>
+      </w:r>
+    </w:p>
+    <w:p>
+      <w:pPr>
+        <w:numPr>
+          <w:ilvl w:val="0"/>
+          <w:numId w:val="4"/>
+        </w:numPr>
+      </w:pPr>
+      <w:r>
+        <w:t>Working from card, shoe, backwards to Table</w:t>
+      </w:r>
+      <w:r>
+        <w:t xml:space="preserve"> (Manny)</w:t>
+      </w:r>
+    </w:p>
+    <w:p>
+      <w:pPr>
+        <w:numPr>
+          <w:ilvl w:val="0"/>
+          <w:numId w:val="4"/>
+        </w:numPr>
+      </w:pPr>
+      <w:r>
+        <w:t>Client (Nick)</w:t>
+      </w:r>
+    </w:p>
+    <w:p>
+      <w:r>
+        <w:br w:type="page"/>
+      </w:r>
+    </w:p>
+    <w:p>
+      <w:pPr>
+        <w:numPr>
+          <w:ilvl w:val="0"/>
+          <w:numId w:val="3"/>
+        </w:numPr>
+        <w:spacing w:after="140" w:line="276" w:lineRule="auto"/>
+        <w:jc w:val="center"/>
+        <w:rPr>
+          <w:b/>
+          <w:bCs/>
+          <w:sz w:val="36"/>
+          <w:szCs w:val="36"/>
+        </w:rPr>
+      </w:pPr>
+      <w:r>
+        <w:rPr>
+          <w:b/>
+          <w:bCs/>
+          <w:sz w:val="36"/>
+          <w:szCs w:val="36"/>
+        </w:rPr>
+        <w:lastRenderedPageBreak/>
+        <w:t>Meeting Minutes</w:t>
+      </w:r>
+    </w:p>
+    <w:p>
+      <w:pPr>
+        <w:spacing w:after="140" w:line="276" w:lineRule="auto"/>
+        <w:jc w:val="center"/>
+      </w:pPr>
+      <w:r>
+        <w:t>Group: Manuel G, Paul C, Nick V</w:t>
+      </w:r>
+    </w:p>
+    <w:p>
+      <w:pPr>
+        <w:spacing w:after="140" w:line="276" w:lineRule="auto"/>
+        <w:jc w:val="center"/>
+      </w:pPr>
+      <w:r>
+        <w:t>Date/Time: 04/027/2026, 11:00 AM – 12:30 PM</w:t>
+      </w:r>
+    </w:p>
+    <w:p>
+      <w:pPr>
+        <w:spacing w:after="140" w:line="276" w:lineRule="auto"/>
+        <w:jc w:val="center"/>
+      </w:pPr>
+      <w:r>
+        <w:t>Topic: Working session</w:t>
+      </w:r>
+    </w:p>
+    <w:p>
+      <w:pPr>
+        <w:pStyle w:val="Heading3"/>
+      </w:pPr>
+      <w:r>
+        <w:t xml:space="preserve">Discussion: </w:t>
+      </w:r>
+    </w:p>
+    <w:p/>
     <w:p>
       <w:pPr>
         <w:numPr>
@@ -2398,7 +2656,7 @@
         </w:numPr>
       </w:pPr>
       <w:r>
-        <w:t>How do we order messages from multiple clients and respond</w:t>
+        <w:t>Reviewing message class</w:t>
       </w:r>
     </w:p>
     <w:p>
@@ -2409,32 +2667,45 @@
         </w:numPr>
       </w:pPr>
       <w:r>
-        <w:t xml:space="preserve">Clients are already multi-threaded, but do we need to </w:t>
-      </w:r>
-      <w:proofErr w:type="gramStart"/>
-      <w:r>
-        <w:t>ad</w:t>
-      </w:r>
-      <w:proofErr w:type="gramEnd"/>
-      <w:r>
-        <w:t xml:space="preserve"> multithreading within each client thread to handle multiple inbound outbound messages </w:t>
-      </w:r>
-      <w:r>
-        <w:t>simultaneously</w:t>
+        <w:t>Should we use ID in User class</w:t>
+      </w:r>
+    </w:p>
+    <w:p>
+      <w:pPr>
+        <w:numPr>
+          <w:ilvl w:val="1"/>
+          <w:numId w:val="4"/>
+        </w:numPr>
+      </w:pPr>
+      <w:r>
+        <w:t>Working on git pre-commit</w:t>
+      </w:r>
+    </w:p>
+    <w:p>
+      <w:pPr>
+        <w:numPr>
+          <w:ilvl w:val="1"/>
+          <w:numId w:val="4"/>
+        </w:numPr>
+      </w:pPr>
+      <w:r>
+        <w:t>Junit testing</w:t>
       </w:r>
     </w:p>
     <w:p>
       <w:pPr>
         <w:pStyle w:val="Heading3"/>
       </w:pPr>
-    </w:p>
-    <w:p>
-      <w:pPr>
-        <w:pStyle w:val="Heading3"/>
-      </w:pPr>
       <w:r>
         <w:t xml:space="preserve">Action Items: </w:t>
       </w:r>
+      <w:r>
+        <w:rPr>
+          <w:b w:val="0"/>
+          <w:bCs w:val="0"/>
+        </w:rPr>
+        <w:t>continue working on action items</w:t>
+      </w:r>
     </w:p>
     <w:p/>
     <w:p>
@@ -2475,29 +2746,18 @@
         </w:numPr>
       </w:pPr>
       <w:r>
-        <w:t>Login Gui (Nick)</w:t>
-      </w:r>
-    </w:p>
-    <w:p>
-      <w:pPr>
-        <w:numPr>
-          <w:ilvl w:val="0"/>
-          <w:numId w:val="4"/>
-        </w:numPr>
-      </w:pPr>
-      <w:r>
-        <w:t>Update documentation (Manny)</w:t>
-      </w:r>
-    </w:p>
-    <w:p>
-      <w:pPr>
-        <w:numPr>
-          <w:ilvl w:val="0"/>
-          <w:numId w:val="4"/>
-        </w:numPr>
-      </w:pPr>
-      <w:r>
-        <w:t>Server (Manny)</w:t>
+        <w:t>Gui (Nick)</w:t>
+      </w:r>
+    </w:p>
+    <w:p>
+      <w:pPr>
+        <w:numPr>
+          <w:ilvl w:val="0"/>
+          <w:numId w:val="4"/>
+        </w:numPr>
+      </w:pPr>
+      <w:r>
+        <w:t>Working from card, shoe, backwards to Table (Manny)</w:t>
       </w:r>
     </w:p>
     <w:p>
@@ -2510,6 +2770,30 @@
       <w:r>
         <w:t>Client (Nick)</w:t>
       </w:r>
+    </w:p>
+    <w:p>
+      <w:pPr>
+        <w:numPr>
+          <w:ilvl w:val="0"/>
+          <w:numId w:val="4"/>
+        </w:numPr>
+      </w:pPr>
+      <w:r>
+        <w:t xml:space="preserve">Make sure to add </w:t>
+      </w:r>
+      <w:proofErr w:type="spellStart"/>
+      <w:r>
+        <w:t>junit</w:t>
+      </w:r>
+      <w:proofErr w:type="spellEnd"/>
+      <w:r>
+        <w:t xml:space="preserve"> tests to code (All)</w:t>
+      </w:r>
+    </w:p>
+    <w:p>
+      <w:pPr>
+        <w:ind w:left="720"/>
+      </w:pPr>
     </w:p>
     <w:sectPr>
       <w:pgSz w:w="12240" w:h="15840"/>

--- a/Documentation/MeetingMinutes.docx
+++ b/Documentation/MeetingMinutes.docx
@@ -326,7 +326,21 @@
         <w:rPr>
           <w:color w:val="000000"/>
         </w:rPr>
-        <w:t xml:space="preserve">Creating different branches in order to being able to work on separate tasks in the </w:t>
+        <w:t xml:space="preserve">Creating different branches </w:t>
+      </w:r>
+      <w:proofErr w:type="gramStart"/>
+      <w:r>
+        <w:rPr>
+          <w:color w:val="000000"/>
+        </w:rPr>
+        <w:t>in order to</w:t>
+      </w:r>
+      <w:proofErr w:type="gramEnd"/>
+      <w:r>
+        <w:rPr>
+          <w:color w:val="000000"/>
+        </w:rPr>
+        <w:t xml:space="preserve"> being able to work on separate tasks in the </w:t>
       </w:r>
       <w:proofErr w:type="spellStart"/>
       <w:r>
@@ -576,7 +590,35 @@
         <w:rPr>
           <w:rFonts w:ascii="Liberation Sans" w:eastAsia="Liberation Sans" w:hAnsi="Liberation Sans" w:cs="Liberation Sans"/>
         </w:rPr>
-        <w:t xml:space="preserve">Clarified module division, use cases, and clarification of game rule set. Reiterated priorities and flow for action items, delegating team member tasks, and held high priority action items for full group input. </w:t>
+        <w:t xml:space="preserve">Clarified module division, use cases, and clarification of game rule set. </w:t>
+      </w:r>
+      <w:proofErr w:type="gramStart"/>
+      <w:r>
+        <w:rPr>
+          <w:rFonts w:ascii="Liberation Sans" w:eastAsia="Liberation Sans" w:hAnsi="Liberation Sans" w:cs="Liberation Sans"/>
+        </w:rPr>
+        <w:t>Reiterated</w:t>
+      </w:r>
+      <w:proofErr w:type="gramEnd"/>
+      <w:r>
+        <w:rPr>
+          <w:rFonts w:ascii="Liberation Sans" w:eastAsia="Liberation Sans" w:hAnsi="Liberation Sans" w:cs="Liberation Sans"/>
+        </w:rPr>
+        <w:t xml:space="preserve"> priorities and flow for action items, delegating team member tasks, and </w:t>
+      </w:r>
+      <w:proofErr w:type="gramStart"/>
+      <w:r>
+        <w:rPr>
+          <w:rFonts w:ascii="Liberation Sans" w:eastAsia="Liberation Sans" w:hAnsi="Liberation Sans" w:cs="Liberation Sans"/>
+        </w:rPr>
+        <w:t>held</w:t>
+      </w:r>
+      <w:proofErr w:type="gramEnd"/>
+      <w:r>
+        <w:rPr>
+          <w:rFonts w:ascii="Liberation Sans" w:eastAsia="Liberation Sans" w:hAnsi="Liberation Sans" w:cs="Liberation Sans"/>
+        </w:rPr>
+        <w:t xml:space="preserve"> high priority action items for full group input. </w:t>
       </w:r>
     </w:p>
     <w:p>
@@ -740,7 +782,15 @@
         <w:spacing w:after="140" w:line="276" w:lineRule="auto"/>
       </w:pPr>
       <w:r>
-        <w:t>Discussed need for multithreading. Probably needed in table, game, and networking modules. Will need to look into synchronization to prevent against certain race conditions.</w:t>
+        <w:t xml:space="preserve">Discussed need for multithreading. Probably needed in table, game, and networking modules. Will need to </w:t>
+      </w:r>
+      <w:proofErr w:type="gramStart"/>
+      <w:r>
+        <w:t>look into</w:t>
+      </w:r>
+      <w:proofErr w:type="gramEnd"/>
+      <w:r>
+        <w:t xml:space="preserve"> synchronization to prevent against certain race conditions.</w:t>
       </w:r>
     </w:p>
     <w:p>
@@ -833,8 +883,13 @@
         </w:numPr>
         <w:spacing w:after="140" w:line="276" w:lineRule="auto"/>
       </w:pPr>
-      <w:r>
-        <w:t>Populate Gantt (Wednesday)</w:t>
+      <w:proofErr w:type="gramStart"/>
+      <w:r>
+        <w:t>Populate</w:t>
+      </w:r>
+      <w:proofErr w:type="gramEnd"/>
+      <w:r>
+        <w:t xml:space="preserve"> Gantt (Wednesday)</w:t>
       </w:r>
     </w:p>
     <w:p>
@@ -1323,8 +1378,13 @@
         <w:ind w:left="1080"/>
       </w:pPr>
       <w:r>
-        <w:t>Assigned rough draft for class diagram of the game module:  Nick</w:t>
-      </w:r>
+        <w:t>Assigned rough draft for class diagram of the game module</w:t>
+      </w:r>
+      <w:proofErr w:type="gramStart"/>
+      <w:r>
+        <w:t>:  Nick</w:t>
+      </w:r>
+      <w:proofErr w:type="gramEnd"/>
     </w:p>
     <w:p>
       <w:pPr>
@@ -1337,8 +1397,13 @@
         <w:ind w:left="1080"/>
       </w:pPr>
       <w:r>
-        <w:t>Assigned rough draft for class diagram of the user module:  Manny</w:t>
-      </w:r>
+        <w:t>Assigned rough draft for class diagram of the user module</w:t>
+      </w:r>
+      <w:proofErr w:type="gramStart"/>
+      <w:r>
+        <w:t>:  Manny</w:t>
+      </w:r>
+      <w:proofErr w:type="gramEnd"/>
     </w:p>
     <w:p>
       <w:pPr>
@@ -1351,8 +1416,13 @@
         <w:ind w:left="1080"/>
       </w:pPr>
       <w:r>
-        <w:t>Assigned rough draft for class diagram of the GUI module:  Paul</w:t>
-      </w:r>
+        <w:t>Assigned rough draft for class diagram of the GUI module</w:t>
+      </w:r>
+      <w:proofErr w:type="gramStart"/>
+      <w:r>
+        <w:t>:  Paul</w:t>
+      </w:r>
+      <w:proofErr w:type="gramEnd"/>
     </w:p>
     <w:p>
       <w:r>
@@ -1461,7 +1531,15 @@
         <w:ind w:left="720"/>
       </w:pPr>
       <w:r>
-        <w:t>Touched base on outlines for classes we were each assigned, discussed improvements and goals for bringing them into the design document. Discussion about approach to design, informing design from loose coding structure, and clarification on dynamics for the game play (real casino rules/simulated blackjack) as well as user credentials and storage.</w:t>
+        <w:t xml:space="preserve">Touched </w:t>
+      </w:r>
+      <w:proofErr w:type="gramStart"/>
+      <w:r>
+        <w:t>base</w:t>
+      </w:r>
+      <w:proofErr w:type="gramEnd"/>
+      <w:r>
+        <w:t xml:space="preserve"> on outlines for classes we were each assigned, discussed improvements and goals for bringing them into the design document. Discussion about approach to design, informing design from loose coding structure, and clarification on dynamics for the game play (real casino rules/simulated blackjack) as well as user credentials and storage.</w:t>
       </w:r>
     </w:p>
     <w:p>
@@ -1601,7 +1679,23 @@
         </w:numPr>
       </w:pPr>
       <w:r>
-        <w:t>Reviewed and updated interactions from User in game, pre game, and Dealer pre game sequence diagrams</w:t>
+        <w:t xml:space="preserve">Reviewed and updated interactions from User in game, </w:t>
+      </w:r>
+      <w:proofErr w:type="gramStart"/>
+      <w:r>
+        <w:t>pre game</w:t>
+      </w:r>
+      <w:proofErr w:type="gramEnd"/>
+      <w:r>
+        <w:t xml:space="preserve">, and Dealer </w:t>
+      </w:r>
+      <w:proofErr w:type="gramStart"/>
+      <w:r>
+        <w:t>pre game</w:t>
+      </w:r>
+      <w:proofErr w:type="gramEnd"/>
+      <w:r>
+        <w:t xml:space="preserve"> sequence diagrams</w:t>
       </w:r>
     </w:p>
     <w:p>
@@ -1804,7 +1898,15 @@
         </w:numPr>
       </w:pPr>
       <w:r>
-        <w:t>Adding diagrams to SDD (M,P,N)</w:t>
+        <w:t>Adding diagrams to SDD (</w:t>
+      </w:r>
+      <w:proofErr w:type="gramStart"/>
+      <w:r>
+        <w:t>M,P</w:t>
+      </w:r>
+      <w:proofErr w:type="gramEnd"/>
+      <w:r>
+        <w:t>,N)</w:t>
       </w:r>
     </w:p>
     <w:p>
@@ -2204,8 +2306,13 @@
           <w:numId w:val="4"/>
         </w:numPr>
       </w:pPr>
-      <w:r>
-        <w:t>Get login Gui working for client.</w:t>
+      <w:proofErr w:type="gramStart"/>
+      <w:r>
+        <w:t>Get login</w:t>
+      </w:r>
+      <w:proofErr w:type="gramEnd"/>
+      <w:r>
+        <w:t xml:space="preserve"> Gui working for client.</w:t>
       </w:r>
     </w:p>
     <w:p>
@@ -2266,7 +2373,15 @@
         </w:numPr>
       </w:pPr>
       <w:r>
-        <w:t xml:space="preserve">Clients are already multi-threaded, but do we need to ad multithreading within each client thread to handle multiple inbound outbound messages </w:t>
+        <w:t xml:space="preserve">Clients are already multi-threaded, but do we need to </w:t>
+      </w:r>
+      <w:proofErr w:type="gramStart"/>
+      <w:r>
+        <w:t>ad</w:t>
+      </w:r>
+      <w:proofErr w:type="gramEnd"/>
+      <w:r>
+        <w:t xml:space="preserve"> multithreading within each client thread to handle multiple inbound outbound messages </w:t>
       </w:r>
       <w:r>
         <w:t>simultaneously</w:t>
@@ -2406,31 +2521,7 @@
         <w:jc w:val="center"/>
       </w:pPr>
       <w:r>
-        <w:t>Date/Time: 04/02</w:t>
-      </w:r>
-      <w:r>
-        <w:t>7</w:t>
-      </w:r>
-      <w:r>
-        <w:t xml:space="preserve">/2026, </w:t>
-      </w:r>
-      <w:r>
-        <w:t>11:00</w:t>
-      </w:r>
-      <w:r>
-        <w:t xml:space="preserve"> </w:t>
-      </w:r>
-      <w:r>
-        <w:t>A</w:t>
-      </w:r>
-      <w:r>
-        <w:t xml:space="preserve">M – </w:t>
-      </w:r>
-      <w:r>
-        <w:t>12:30</w:t>
-      </w:r>
-      <w:r>
-        <w:t xml:space="preserve"> PM</w:t>
+        <w:t>Date/Time: 04/027/2026, 11:00 AM – 12:30 PM</w:t>
       </w:r>
     </w:p>
     <w:p>
@@ -2459,10 +2550,7 @@
         </w:numPr>
       </w:pPr>
       <w:r>
-        <w:t>Reviewing</w:t>
-      </w:r>
-      <w:r>
-        <w:t xml:space="preserve"> message class</w:t>
+        <w:t>Reviewing message class</w:t>
       </w:r>
     </w:p>
     <w:p>
@@ -2539,10 +2627,7 @@
         </w:numPr>
       </w:pPr>
       <w:r>
-        <w:t>GitHub settings (Paul</w:t>
-      </w:r>
-      <w:r>
-        <w:t>)</w:t>
+        <w:t>GitHub settings (Paul)</w:t>
       </w:r>
     </w:p>
     <w:p>
@@ -2564,10 +2649,7 @@
         </w:numPr>
       </w:pPr>
       <w:r>
-        <w:t>Working from card, shoe, backwards to Table</w:t>
-      </w:r>
-      <w:r>
-        <w:t xml:space="preserve"> (Manny)</w:t>
+        <w:t>Working from card, shoe, backwards to Table (Manny)</w:t>
       </w:r>
     </w:p>
     <w:p>
@@ -2769,6 +2851,206 @@
       </w:pPr>
       <w:r>
         <w:t>Client (Nick)</w:t>
+      </w:r>
+    </w:p>
+    <w:p>
+      <w:pPr>
+        <w:numPr>
+          <w:ilvl w:val="0"/>
+          <w:numId w:val="4"/>
+        </w:numPr>
+      </w:pPr>
+      <w:r>
+        <w:t xml:space="preserve">Make sure to add </w:t>
+      </w:r>
+      <w:proofErr w:type="spellStart"/>
+      <w:r>
+        <w:t>junit</w:t>
+      </w:r>
+      <w:proofErr w:type="spellEnd"/>
+      <w:r>
+        <w:t xml:space="preserve"> tests to code (All)</w:t>
+      </w:r>
+    </w:p>
+    <w:p>
+      <w:r>
+        <w:br w:type="page"/>
+      </w:r>
+    </w:p>
+    <w:p>
+      <w:pPr>
+        <w:numPr>
+          <w:ilvl w:val="0"/>
+          <w:numId w:val="3"/>
+        </w:numPr>
+        <w:spacing w:after="140" w:line="276" w:lineRule="auto"/>
+        <w:jc w:val="center"/>
+        <w:rPr>
+          <w:b/>
+          <w:bCs/>
+          <w:sz w:val="36"/>
+          <w:szCs w:val="36"/>
+        </w:rPr>
+      </w:pPr>
+      <w:r>
+        <w:rPr>
+          <w:b/>
+          <w:bCs/>
+          <w:sz w:val="36"/>
+          <w:szCs w:val="36"/>
+        </w:rPr>
+        <w:lastRenderedPageBreak/>
+        <w:t>Meeting Minutes</w:t>
+      </w:r>
+    </w:p>
+    <w:p>
+      <w:pPr>
+        <w:spacing w:after="140" w:line="276" w:lineRule="auto"/>
+        <w:jc w:val="center"/>
+      </w:pPr>
+      <w:r>
+        <w:t>Group: Manuel G, Paul C, Nick V</w:t>
+      </w:r>
+    </w:p>
+    <w:p>
+      <w:pPr>
+        <w:spacing w:after="140" w:line="276" w:lineRule="auto"/>
+        <w:jc w:val="center"/>
+      </w:pPr>
+      <w:r>
+        <w:t>Date/Time: 04/02</w:t>
+      </w:r>
+      <w:r>
+        <w:t>9</w:t>
+      </w:r>
+      <w:r>
+        <w:t>/2026, 11:00 AM – 12:30 PM</w:t>
+      </w:r>
+    </w:p>
+    <w:p>
+      <w:pPr>
+        <w:spacing w:after="140" w:line="276" w:lineRule="auto"/>
+        <w:jc w:val="center"/>
+      </w:pPr>
+      <w:r>
+        <w:t>Topic: Working session</w:t>
+      </w:r>
+    </w:p>
+    <w:p>
+      <w:pPr>
+        <w:pStyle w:val="Heading3"/>
+      </w:pPr>
+      <w:r>
+        <w:t xml:space="preserve">Discussion: </w:t>
+      </w:r>
+    </w:p>
+    <w:p/>
+    <w:p>
+      <w:pPr>
+        <w:numPr>
+          <w:ilvl w:val="1"/>
+          <w:numId w:val="4"/>
+        </w:numPr>
+      </w:pPr>
+      <w:r>
+        <w:t>Troubleshooting Junit testing in eclipse</w:t>
+      </w:r>
+    </w:p>
+    <w:p>
+      <w:pPr>
+        <w:numPr>
+          <w:ilvl w:val="1"/>
+          <w:numId w:val="4"/>
+        </w:numPr>
+      </w:pPr>
+      <w:r>
+        <w:t>Troubleshooting other Eclipse issues</w:t>
+      </w:r>
+    </w:p>
+    <w:p>
+      <w:pPr>
+        <w:numPr>
+          <w:ilvl w:val="1"/>
+          <w:numId w:val="4"/>
+        </w:numPr>
+      </w:pPr>
+      <w:r>
+        <w:t xml:space="preserve">Viewing </w:t>
+      </w:r>
+      <w:proofErr w:type="spellStart"/>
+      <w:r>
+        <w:t>gui</w:t>
+      </w:r>
+      <w:proofErr w:type="spellEnd"/>
+      <w:r>
+        <w:t xml:space="preserve"> work</w:t>
+      </w:r>
+    </w:p>
+    <w:p>
+      <w:pPr>
+        <w:pStyle w:val="Heading3"/>
+      </w:pPr>
+      <w:r>
+        <w:t xml:space="preserve">Action Items: </w:t>
+      </w:r>
+    </w:p>
+    <w:p/>
+    <w:p>
+      <w:pPr>
+        <w:numPr>
+          <w:ilvl w:val="0"/>
+          <w:numId w:val="4"/>
+        </w:numPr>
+      </w:pPr>
+      <w:proofErr w:type="spellStart"/>
+      <w:r>
+        <w:t>UserClass</w:t>
+      </w:r>
+      <w:proofErr w:type="spellEnd"/>
+      <w:r>
+        <w:t xml:space="preserve"> and testing (Paul)</w:t>
+      </w:r>
+    </w:p>
+    <w:p>
+      <w:pPr>
+        <w:numPr>
+          <w:ilvl w:val="0"/>
+          <w:numId w:val="4"/>
+        </w:numPr>
+      </w:pPr>
+      <w:r>
+        <w:t>Gui (Nick)</w:t>
+      </w:r>
+    </w:p>
+    <w:p>
+      <w:pPr>
+        <w:numPr>
+          <w:ilvl w:val="0"/>
+          <w:numId w:val="4"/>
+        </w:numPr>
+      </w:pPr>
+      <w:r>
+        <w:t>Working from card, shoe, backwards to Table (Manny)</w:t>
+      </w:r>
+    </w:p>
+    <w:p>
+      <w:pPr>
+        <w:numPr>
+          <w:ilvl w:val="0"/>
+          <w:numId w:val="4"/>
+        </w:numPr>
+      </w:pPr>
+      <w:r>
+        <w:t>Server/Client/Messaging classes</w:t>
+      </w:r>
+      <w:r>
+        <w:t xml:space="preserve"> (</w:t>
+      </w:r>
+      <w:r>
+        <w:t>Paul</w:t>
+      </w:r>
+      <w:r>
+        <w:t>)</w:t>
       </w:r>
     </w:p>
     <w:p>
